--- a/testakten/lobbyregister-buergerinitiative-waldmoor/28_pressetext_eigenes_statement.docx
+++ b/testakten/lobbyregister-buergerinitiative-waldmoor/28_pressetext_eigenes_statement.docx
@@ -217,7 +217,7 @@
         <w:jc w:val="left"/>
       </w:pPr>
       <w:r>
-        <w:t>E-Mail: kontakt@waldmoor2030.example</w:t>
+        <w:t>E-Mail: kontakt@waldmoor2030.de</w:t>
       </w:r>
     </w:p>
     <w:p>
